--- a/document_templates/russian_library/Претензии/Юридические_статусы_и_Специальные_виды_претензий/шаблон_Коллективная_претензия.docx
+++ b/document_templates/russian_library/Претензии/Юридические_статусы_и_Специальные_виды_претензий/шаблон_Коллективная_претензия.docx
@@ -23,7 +23,7 @@
           <w:rStyle w:val="citation-587"/>
           <w:lang w:val="en-US"/>
         </w:rPr>
-        <w:t xml:space="preserve">: {{ w_t_w_r_w_prooferr_w_type_spellstart_w_r_w_rsidrpr_00ed7d35_w_rpr_w_rstyle_w_val_citation_587_w_lang_w_val_en_us_w_rpr_w_t_recipient_info_w_t_w_r_w_prooferr_w_type_spellend_w_r_w_rsidrpr_00ed7d35_w_rpr_w_rstyle_w_val_citation_587_w_lang_w_val_en_us_w_rpr_w_t_xml_space_preserve }}</w:t>
+        <w:t xml:space="preserve">: {{ recipient_info }}</w:t>
       </w:r>
     </w:p>
     <w:p>
@@ -36,13 +36,12 @@
           <w:lang w:val="en-US"/>
         </w:rPr>
       </w:pPr>
-      <w:proofErr w:type="gramStart"/>
       <w:r>
         <w:rPr>
           <w:rStyle w:val="citation-586"/>
           <w:lang w:val="en-US"/>
         </w:rPr>
-        <w:t xml:space="preserve">{{ w_t_w_r_w_prooferr_w_type_spellstart_w_r_w_rsidrpr_00ed7d35_w_rpr_w_rstyle_w_val_citation_586_w_lang_w_val_en_us_w_rpr_w_t_recipient_w_t_w_r_w_prooferr_w_type_gramend_w_r_w_rsidrpr_00ed7d35_w_rpr_w_rstyle_w_val_citation_586_w_lang_w_val_en_us_w_rpr_w_t_address_requisites_w_t_w_r_w_prooferr_w_type_spellend_w_r_w_rsidrpr_00ed7d35_w_rpr_w_rstyle_w_val_citation_586_w_lang_w_val_en_us_w_rpr_w_t_xml_space_preserve }}</w:t>
+        <w:t xml:space="preserve">{{ recipient_address_requisites }}</w:t>
       </w:r>
     </w:p>
     <w:p>
@@ -79,7 +78,7 @@
           <w:rStyle w:val="citation-585"/>
           <w:lang w:val="en-US"/>
         </w:rPr>
-        <w:t xml:space="preserve">: {{ w_t_w_r_w_prooferr_w_type_spellstart_w_r_w_rsidrpr_00ed7d35_w_rpr_w_rstyle_w_val_citation_585_w_lang_w_val_en_us_w_rpr_w_t_sender_info_w_t_w_r_w_prooferr_w_type_spellend_w_r_w_rsidrpr_00ed7d35_w_rpr_w_rstyle_w_val_citation_585_w_lang_w_val_en_us_w_rpr_w_t_xml_space_preserve }}</w:t>
+        <w:t xml:space="preserve">: {{ sender_info }}</w:t>
       </w:r>
     </w:p>
     <w:p>
@@ -116,7 +115,7 @@
           <w:rStyle w:val="citation-584"/>
           <w:lang w:val="en-US"/>
         </w:rPr>
-        <w:t xml:space="preserve">: {{ w_t_w_r_w_prooferr_w_type_spellstart_w_r_w_rsidrpr_00ed7d35_w_rpr_w_rstyle_w_val_citation_584_w_lang_w_val_en_us_w_rpr_w_t_sender_address_w_t_w_r_w_prooferr_w_type_spellend_w_r_w_rsidrpr_00ed7d35_w_rpr_w_rstyle_w_val_citation_584_w_lang_w_val_en_us_w_rpr_w_t_xml_space_preserve }}</w:t>
+        <w:t xml:space="preserve">: {{ sender_address }}</w:t>
       </w:r>
     </w:p>
     <w:p>
@@ -129,13 +128,12 @@
           <w:lang w:val="en-US"/>
         </w:rPr>
       </w:pPr>
-      <w:proofErr w:type="gramStart"/>
       <w:r>
         <w:rPr>
           <w:rStyle w:val="citation-583"/>
           <w:lang w:val="en-US"/>
         </w:rPr>
-        <w:t xml:space="preserve">{{ w_t_w_r_w_prooferr_w_type_spellstart_w_r_w_rsidrpr_00e67d06_w_rpr_w_rstyle_w_val_citation_583_w_lang_w_val_en_us_w_rpr_w_t_document_w_t_w_r_w_prooferr_w_type_gramend_w_r_w_rsidrpr_00e67d06_w_rpr_w_rstyle_w_val_citation_583_w_lang_w_val_en_us_w_rpr_w_t_date_w_t_w_r_w_prooferr_w_type_spellend_w_r_w_rsidrpr_00e67d06_w_rpr_w_rstyle_w_val_citation_583_w_lang_w_val_en_us_w_rpr_w_t_xml_space_preserve }}</w:t>
+        <w:t xml:space="preserve">{{ document_date }}</w:t>
       </w:r>
     </w:p>
     <w:p>
@@ -158,7 +156,7 @@
           <w:rStyle w:val="citation-582"/>
           <w:lang w:val="en-US"/>
         </w:rPr>
-        <w:t xml:space="preserve">: {{ w_t_w_r_w_prooferr_w_type_spellstart_w_r_w_rsidrpr_00e67d06_w_rpr_w_rstyle_w_val_citation_582_w_lang_w_val_en_us_w_rpr_w_t_sender_phone_w_t_w_r_w_prooferr_w_type_spellend_w_r_w_rsidrpr_00e67d06_w_rpr_w_rstyle_w_val_citation_582_w_lang_w_val_en_us_w_rpr_w_t_xml_space_preserve }} </w:t>
+        <w:t xml:space="preserve">: {{ sender_phone }} </w:t>
       </w:r>
     </w:p>
     <w:p>
@@ -204,7 +202,7 @@
         <w:rPr>
           <w:lang w:val="en-US"/>
         </w:rPr>
-        <w:t xml:space="preserve">, {{ w_t_w_r_w_prooferr_w_type_spellstart_w_r_w_rsidrpr_00e67d06_w_rpr_w_lang_w_val_en_us_w_rpr_w_t_representative_fio_w_t_w_r_w_prooferr_w_type_spellend_w_r_w_rsidrpr_00e67d06_w_rpr_w_lang_w_val_en_us_w_rpr_w_t_xml_space_preserve }}, {{ w_t_w_r_w_prooferr_w_type_spellstart_w_r_w_rsidrpr_00e67d06_w_rpr_w_lang_w_val_en_us_w_rpr_w_t_event_date_w_t_w_r_w_prooferr_w_type_spellend_w_r_w_rsidrpr_00e67d06_w_rpr_w_lang_w_val_en_us_w_rpr_w_t_xml_space_preserve }} </w:t>
+        <w:t xml:space="preserve">, {{ representative_fio }}, {{ event_date }} </w:t>
       </w:r>
       <w:r>
         <w:t>г</w:t>
@@ -215,13 +213,12 @@
         </w:rPr>
         <w:t xml:space="preserve">. </w:t>
       </w:r>
-      <w:proofErr w:type="gramStart"/>
       <w:r>
         <w:rPr>
           <w:rStyle w:val="citation-580"/>
           <w:lang w:val="en-US"/>
         </w:rPr>
-        <w:t xml:space="preserve">{{ w_t_w_r_w_prooferr_w_type_spellstart_w_r_w_rsidrpr_00e67d06_w_rpr_w_rstyle_w_val_citation_580_w_lang_w_val_en_us_w_rpr_w_t_dispute_w_t_w_r_w_prooferr_w_type_gramend_w_r_w_rsidrpr_00e67d06_w_rpr_w_rstyle_w_val_citation_580_w_lang_w_val_en_us_w_rpr_w_t_facts_w_t_w_r_w_prooferr_w_type_spellend_w_r_w_rsidrpr_00e67d06_w_rpr_w_rstyle_w_val_citation_580_w_lang_w_val_en_us_w_rpr_w_t_xml_space_preserve }}. </w:t>
+        <w:t xml:space="preserve">{{ dispute_facts }}. </w:t>
       </w:r>
     </w:p>
     <w:p>
@@ -306,13 +303,12 @@
           <w:lang w:val="en-US"/>
         </w:rPr>
       </w:pPr>
-      <w:proofErr w:type="gramStart"/>
       <w:r>
         <w:rPr>
           <w:rStyle w:val="citation-575"/>
           <w:lang w:val="en-US"/>
         </w:rPr>
-        <w:t xml:space="preserve">{{ w_t_w_r_w_prooferr_w_type_spellstart_w_r_w_rsidrpr_00e67d06_w_rpr_w_rstyle_w_val_citation_575_w_lang_w_val_en_us_w_rpr_w_t_attachments_w_t_w_r_w_prooferr_w_type_gramend_w_r_w_rsidrpr_00e67d06_w_rpr_w_rstyle_w_val_citation_575_w_lang_w_val_en_us_w_rpr_w_t_list_w_t_w_r_w_prooferr_w_type_spellend_w_r_w_rsidrpr_00e67d06_w_rpr_w_rstyle_w_val_citation_575_w_lang_w_val_en_us_w_rpr_w_t_xml_space_preserve }}</w:t>
+        <w:t xml:space="preserve">{{ attachments_list }}</w:t>
       </w:r>
     </w:p>
     <w:p>
@@ -337,7 +333,6 @@
           <w:lang w:val="en-US"/>
         </w:rPr>
       </w:pPr>
-      <w:proofErr w:type="gramStart"/>
       <w:r>
         <w:rPr>
           <w:rFonts w:ascii="Times New Roman" w:hAnsi="Times New Roman" w:cs="Times New Roman"/>
@@ -345,7 +340,7 @@
           <w:szCs w:val="24"/>
           <w:lang w:val="en-US"/>
         </w:rPr>
-        <w:t xml:space="preserve">{{ w_t_w_r_w_prooferr_w_type_spellstart_w_r_w_rpr_w_rfonts_w_ascii_times_new_roman_w_hansi_times_new_roman_w_cs_times_new_roman_w_sz_w_val_24_w_szcs_w_val_24_w_lang_w_val_en_us_w_rpr_w_t_sender_w_t_w_r_w_prooferr_w_type_gramend_w_r_w_rpr_w_rfonts_w_ascii_times_new_roman_w_hansi_times_new_roman_w_cs_times_new_roman_w_sz_w_val_24_w_szcs_w_val_24_w_lang_w_val_en_us_w_rpr_w_t_full_name_w_t_w_r_w_prooferr_w_type_spellend_w_r_w_rpr_w_rfonts_w_ascii_times_new_roman_w_hansi_times_new_roman_w_cs_times_new_roman_w_sz_w_val_24_w_szcs_w_val_24_w_lang_w_val_en_us_w_rpr_w_t_xml_space_preserve }}</w:t>
+        <w:t xml:space="preserve">{{ sender_full_name }}</w:t>
       </w:r>
       <w:r>
         <w:rPr>
